--- a/Project_Report_Drowsiness_Detection_System.docx
+++ b/Project_Report_Drowsiness_Detection_System.docx
@@ -8,21 +8,252 @@
       </w:pPr>
       <w:r>
         <w:rPr>
-          <w:b/>
-          <w:sz w:val="36"/>
+          <w:noProof/>
         </w:rPr>
-        <w:t>Project Report</w:t>
+        <w:drawing>
+          <wp:anchor distT="0" distB="0" distL="114300" distR="114300" simplePos="0" relativeHeight="251658240" behindDoc="0" locked="0" layoutInCell="1" allowOverlap="1" wp14:anchorId="36729219" wp14:editId="286C3377">
+            <wp:simplePos x="0" y="0"/>
+            <wp:positionH relativeFrom="column">
+              <wp:posOffset>-640080</wp:posOffset>
+            </wp:positionH>
+            <wp:positionV relativeFrom="paragraph">
+              <wp:posOffset>-502920</wp:posOffset>
+            </wp:positionV>
+            <wp:extent cx="7765473" cy="10079865"/>
+            <wp:effectExtent l="0" t="0" r="6985" b="0"/>
+            <wp:wrapNone/>
+            <wp:docPr id="1" name="Picture 1"/>
+            <wp:cNvGraphicFramePr>
+              <a:graphicFrameLocks xmlns:a="http://schemas.openxmlformats.org/drawingml/2006/main" noChangeAspect="1"/>
+            </wp:cNvGraphicFramePr>
+            <a:graphic xmlns:a="http://schemas.openxmlformats.org/drawingml/2006/main">
+              <a:graphicData uri="http://schemas.openxmlformats.org/drawingml/2006/picture">
+                <pic:pic xmlns:pic="http://schemas.openxmlformats.org/drawingml/2006/picture">
+                  <pic:nvPicPr>
+                    <pic:cNvPr id="0" name="project_cover_drowsiness.png"/>
+                    <pic:cNvPicPr/>
+                  </pic:nvPicPr>
+                  <pic:blipFill>
+                    <a:blip r:embed="rId6"/>
+                    <a:stretch>
+                      <a:fillRect/>
+                    </a:stretch>
+                  </pic:blipFill>
+                  <pic:spPr>
+                    <a:xfrm>
+                      <a:off x="0" y="0"/>
+                      <a:ext cx="7797461" cy="10121387"/>
+                    </a:xfrm>
+                    <a:prstGeom prst="rect">
+                      <a:avLst/>
+                    </a:prstGeom>
+                  </pic:spPr>
+                </pic:pic>
+              </a:graphicData>
+            </a:graphic>
+            <wp14:sizeRelH relativeFrom="margin">
+              <wp14:pctWidth>0</wp14:pctWidth>
+            </wp14:sizeRelH>
+            <wp14:sizeRelV relativeFrom="margin">
+              <wp14:pctHeight>0</wp14:pctHeight>
+            </wp14:sizeRelV>
+          </wp:anchor>
+        </w:drawing>
       </w:r>
+    </w:p>
+    <w:p>
+      <w:r>
+        <w:br/>
+      </w:r>
+    </w:p>
+    <w:p/>
+    <w:p/>
+    <w:p/>
+    <w:p/>
+    <w:p/>
+    <w:p/>
+    <w:p/>
+    <w:p/>
+    <w:p/>
+    <w:p/>
+    <w:p/>
+    <w:p/>
+    <w:p/>
+    <w:p/>
+    <w:p/>
+    <w:p/>
+    <w:p/>
+    <w:p/>
+    <w:p/>
+    <w:p/>
+    <w:p/>
+    <w:p/>
+    <w:p/>
+    <w:p>
+      <w:pPr>
+        <w:jc w:val="center"/>
+      </w:pPr>
       <w:r>
         <w:rPr>
           <w:b/>
-          <w:sz w:val="36"/>
+          <w:sz w:val="32"/>
         </w:rPr>
-        <w:br/>
-        <w:t>Real-Time Drowsiness Detection System</w:t>
+        <w:t>Project Contributors and Responsibilities</w:t>
       </w:r>
     </w:p>
-    <w:p/>
+    <w:tbl>
+      <w:tblPr>
+        <w:tblStyle w:val="TableGrid"/>
+        <w:tblW w:w="10665" w:type="dxa"/>
+        <w:tblLook w:val="04A0" w:firstRow="1" w:lastRow="0" w:firstColumn="1" w:lastColumn="0" w:noHBand="0" w:noVBand="1"/>
+      </w:tblPr>
+      <w:tblGrid>
+        <w:gridCol w:w="3555"/>
+        <w:gridCol w:w="3555"/>
+        <w:gridCol w:w="3555"/>
+      </w:tblGrid>
+      <w:tr>
+        <w:trPr>
+          <w:trHeight w:val="594"/>
+        </w:trPr>
+        <w:tc>
+          <w:tcPr>
+            <w:tcW w:w="3555" w:type="dxa"/>
+          </w:tcPr>
+          <w:p>
+            <w:r>
+              <w:lastRenderedPageBreak/>
+              <w:t>Student</w:t>
+            </w:r>
+          </w:p>
+        </w:tc>
+        <w:tc>
+          <w:tcPr>
+            <w:tcW w:w="3555" w:type="dxa"/>
+          </w:tcPr>
+          <w:p>
+            <w:r>
+              <w:t>Role</w:t>
+            </w:r>
+          </w:p>
+        </w:tc>
+        <w:tc>
+          <w:tcPr>
+            <w:tcW w:w="3555" w:type="dxa"/>
+          </w:tcPr>
+          <w:p>
+            <w:r>
+              <w:t>Contribution</w:t>
+            </w:r>
+          </w:p>
+        </w:tc>
+      </w:tr>
+      <w:tr>
+        <w:trPr>
+          <w:trHeight w:val="2433"/>
+        </w:trPr>
+        <w:tc>
+          <w:tcPr>
+            <w:tcW w:w="3555" w:type="dxa"/>
+          </w:tcPr>
+          <w:p>
+            <w:r>
+              <w:t>HARSH DEVRE</w:t>
+            </w:r>
+          </w:p>
+        </w:tc>
+        <w:tc>
+          <w:tcPr>
+            <w:tcW w:w="3555" w:type="dxa"/>
+          </w:tcPr>
+          <w:p>
+            <w:r>
+              <w:t>Technical Lead</w:t>
+            </w:r>
+          </w:p>
+        </w:tc>
+        <w:tc>
+          <w:tcPr>
+            <w:tcW w:w="3555" w:type="dxa"/>
+          </w:tcPr>
+          <w:p>
+            <w:r>
+              <w:t>Implemented the core face detection, EAR/MAR calculations, calibration flow, and main processing loop.</w:t>
+            </w:r>
+          </w:p>
+        </w:tc>
+      </w:tr>
+      <w:tr>
+        <w:trPr>
+          <w:trHeight w:val="1811"/>
+        </w:trPr>
+        <w:tc>
+          <w:tcPr>
+            <w:tcW w:w="3555" w:type="dxa"/>
+          </w:tcPr>
+          <w:p>
+            <w:r>
+              <w:t>DEV PANCHAL</w:t>
+            </w:r>
+          </w:p>
+        </w:tc>
+        <w:tc>
+          <w:tcPr>
+            <w:tcW w:w="3555" w:type="dxa"/>
+          </w:tcPr>
+          <w:p>
+            <w:r>
+              <w:t>UI and Logging Lead</w:t>
+            </w:r>
+          </w:p>
+        </w:tc>
+        <w:tc>
+          <w:tcPr>
+            <w:tcW w:w="3555" w:type="dxa"/>
+          </w:tcPr>
+          <w:p>
+            <w:r>
+              <w:t>Created the alert display, HUD elements, audio warning handling, and CSV event logging.</w:t>
+            </w:r>
+          </w:p>
+        </w:tc>
+      </w:tr>
+      <w:tr>
+        <w:trPr>
+          <w:trHeight w:val="2406"/>
+        </w:trPr>
+        <w:tc>
+          <w:tcPr>
+            <w:tcW w:w="3555" w:type="dxa"/>
+          </w:tcPr>
+          <w:p>
+            <w:r>
+              <w:t>VRAJ SHAH</w:t>
+            </w:r>
+          </w:p>
+        </w:tc>
+        <w:tc>
+          <w:tcPr>
+            <w:tcW w:w="3555" w:type="dxa"/>
+          </w:tcPr>
+          <w:p>
+            <w:r>
+              <w:t>Analytics and Documentation Lead</w:t>
+            </w:r>
+          </w:p>
+        </w:tc>
+        <w:tc>
+          <w:tcPr>
+            <w:tcW w:w="3555" w:type="dxa"/>
+          </w:tcPr>
+          <w:p>
+            <w:r>
+              <w:t>Developed blink-rate monitoring, PERCLOS tracking, head-nod logic, and assisted with report and diagram preparation.</w:t>
+            </w:r>
+          </w:p>
+        </w:tc>
+      </w:tr>
+    </w:tbl>
     <w:p>
       <w:pPr>
         <w:pStyle w:val="Heading1"/>
@@ -62,6 +293,34 @@
         <w:t>The main problem addressed by this project is the need for a low-cost, real-time method to detect early signs of drowsiness using only a standard webcam. Traditional supervision methods are not always available, and fatigue indicators such as eye closure, yawning, low blink frequency, and head nodding may be missed by human observation. The system must therefore detect these cues accurately, reduce false alarms caused by noise or facial variation, and generate warnings quickly enough to be useful in practice.</w:t>
       </w:r>
     </w:p>
+    <w:p>
+      <w:pPr>
+        <w:pStyle w:val="Heading1"/>
+      </w:pPr>
+      <w:r>
+        <w:t>Approach</w:t>
+      </w:r>
+    </w:p>
+    <w:p>
+      <w:r>
+        <w:t>The system follows a facial-landmark-based approach. First, it captures frames from the webcam and detects the face using dlib's frontal face detector. Then it predicts 68 facial landmark points and extracts the eye and mouth regions. EAR is computed from the eye landmarks, MAR from the mouth landmarks, and both signals are smoothed using a rolling average. During calibration, the system learns personal thresholds from the user's neutral state. After calibration, it combines multiple indicators: sustained eye closure, PERCLOS over a sliding window, blink-rate reduction, yawning, and head nodding. When one or more conditions indicate fatigue, the system triggers an audio alert, highlights the warning on the display, and logs the event to a CSV file.</w:t>
+      </w:r>
+    </w:p>
+    <w:p/>
+    <w:p/>
+    <w:p/>
+    <w:p/>
+    <w:p/>
+    <w:p/>
+    <w:p/>
+    <w:p/>
+    <w:p/>
+    <w:p/>
+    <w:p/>
+    <w:p/>
+    <w:p/>
+    <w:p/>
+    <w:p/>
     <w:p/>
     <w:p/>
     <w:p/>
@@ -70,30 +329,17 @@
         <w:pStyle w:val="Heading1"/>
       </w:pPr>
       <w:r>
-        <w:lastRenderedPageBreak/>
-        <w:t>Approach</w:t>
-      </w:r>
-    </w:p>
-    <w:p>
-      <w:r>
-        <w:t>The system follows a facial-landmark-based approach. First, it captures frames from the webcam and detects the face using dlib's frontal face detector. Then it predicts 68 facial landmark points and extracts the eye and mouth regions. EAR is computed from the eye landmarks, MAR from the mouth landmarks, and both signals are smoothed using a rolling average. During calibration, the system learns personal thresholds from the user's neutral state. After calibration, it combines multiple indicators: sustained eye closure, PERCLOS over a sliding window, blink-rate reduction, yawning, and head nodding. When one or more conditions indicate fatigue, the system triggers an audio alert, highlights the warning on the display, and logs the event to a CSV file.</w:t>
-      </w:r>
-    </w:p>
-    <w:p>
-      <w:pPr>
-        <w:pStyle w:val="Heading1"/>
-      </w:pPr>
-      <w:r>
         <w:t>Flow Diagram</w:t>
       </w:r>
     </w:p>
+    <w:p/>
     <w:p>
       <w:r>
         <w:drawing>
-          <wp:inline distT="0" distB="0" distL="0" distR="0" wp14:anchorId="5678B5E9" wp14:editId="6FE78688">
+          <wp:inline distT="0" distB="0" distL="0" distR="0" wp14:anchorId="05493C96" wp14:editId="65A5F8FE">
             <wp:extent cx="4896533" cy="7468642"/>
             <wp:effectExtent l="0" t="0" r="0" b="0"/>
-            <wp:docPr id="276409625" name="Picture 1"/>
+            <wp:docPr id="1963946088" name="Picture 1"/>
             <wp:cNvGraphicFramePr>
               <a:graphicFrameLocks xmlns:a="http://schemas.openxmlformats.org/drawingml/2006/main" noChangeAspect="1"/>
             </wp:cNvGraphicFramePr>
@@ -101,11 +347,11 @@
               <a:graphicData uri="http://schemas.openxmlformats.org/drawingml/2006/picture">
                 <pic:pic xmlns:pic="http://schemas.openxmlformats.org/drawingml/2006/picture">
                   <pic:nvPicPr>
-                    <pic:cNvPr id="276409625" name=""/>
+                    <pic:cNvPr id="1963946088" name=""/>
                     <pic:cNvPicPr/>
                   </pic:nvPicPr>
                   <pic:blipFill>
-                    <a:blip r:embed="rId6"/>
+                    <a:blip r:embed="rId7"/>
                     <a:stretch>
                       <a:fillRect/>
                     </a:stretch>
@@ -126,6 +372,7 @@
         </w:drawing>
       </w:r>
     </w:p>
+    <w:p/>
     <w:p>
       <w:pPr>
         <w:pStyle w:val="Heading1"/>
@@ -137,20 +384,20 @@
     <w:tbl>
       <w:tblPr>
         <w:tblStyle w:val="TableGrid"/>
-        <w:tblW w:w="9238" w:type="dxa"/>
+        <w:tblW w:w="0" w:type="auto"/>
         <w:tblLook w:val="04A0" w:firstRow="1" w:lastRow="0" w:firstColumn="1" w:lastColumn="0" w:noHBand="0" w:noVBand="1"/>
       </w:tblPr>
       <w:tblGrid>
-        <w:gridCol w:w="4619"/>
-        <w:gridCol w:w="4619"/>
+        <w:gridCol w:w="5129"/>
+        <w:gridCol w:w="5129"/>
       </w:tblGrid>
       <w:tr>
         <w:trPr>
-          <w:trHeight w:val="326"/>
+          <w:trHeight w:val="586"/>
         </w:trPr>
         <w:tc>
           <w:tcPr>
-            <w:tcW w:w="4619" w:type="dxa"/>
+            <w:tcW w:w="5129" w:type="dxa"/>
           </w:tcPr>
           <w:p>
             <w:r>
@@ -160,7 +407,7 @@
         </w:tc>
         <w:tc>
           <w:tcPr>
-            <w:tcW w:w="4619" w:type="dxa"/>
+            <w:tcW w:w="5129" w:type="dxa"/>
           </w:tcPr>
           <w:p>
             <w:r>
@@ -171,11 +418,11 @@
       </w:tr>
       <w:tr>
         <w:trPr>
-          <w:trHeight w:val="667"/>
+          <w:trHeight w:val="1199"/>
         </w:trPr>
         <w:tc>
           <w:tcPr>
-            <w:tcW w:w="4619" w:type="dxa"/>
+            <w:tcW w:w="5129" w:type="dxa"/>
           </w:tcPr>
           <w:p>
             <w:r>
@@ -185,7 +432,7 @@
         </w:tc>
         <w:tc>
           <w:tcPr>
-            <w:tcW w:w="4619" w:type="dxa"/>
+            <w:tcW w:w="5129" w:type="dxa"/>
           </w:tcPr>
           <w:p>
             <w:r>
@@ -196,11 +443,11 @@
       </w:tr>
       <w:tr>
         <w:trPr>
-          <w:trHeight w:val="652"/>
+          <w:trHeight w:val="1173"/>
         </w:trPr>
         <w:tc>
           <w:tcPr>
-            <w:tcW w:w="4619" w:type="dxa"/>
+            <w:tcW w:w="5129" w:type="dxa"/>
           </w:tcPr>
           <w:p>
             <w:r>
@@ -210,7 +457,7 @@
         </w:tc>
         <w:tc>
           <w:tcPr>
-            <w:tcW w:w="4619" w:type="dxa"/>
+            <w:tcW w:w="5129" w:type="dxa"/>
           </w:tcPr>
           <w:p>
             <w:r>
@@ -221,11 +468,11 @@
       </w:tr>
       <w:tr>
         <w:trPr>
-          <w:trHeight w:val="667"/>
+          <w:trHeight w:val="1199"/>
         </w:trPr>
         <w:tc>
           <w:tcPr>
-            <w:tcW w:w="4619" w:type="dxa"/>
+            <w:tcW w:w="5129" w:type="dxa"/>
           </w:tcPr>
           <w:p>
             <w:r>
@@ -235,7 +482,7 @@
         </w:tc>
         <w:tc>
           <w:tcPr>
-            <w:tcW w:w="4619" w:type="dxa"/>
+            <w:tcW w:w="5129" w:type="dxa"/>
           </w:tcPr>
           <w:p>
             <w:r>
@@ -246,11 +493,11 @@
       </w:tr>
       <w:tr>
         <w:trPr>
-          <w:trHeight w:val="667"/>
+          <w:trHeight w:val="1199"/>
         </w:trPr>
         <w:tc>
           <w:tcPr>
-            <w:tcW w:w="4619" w:type="dxa"/>
+            <w:tcW w:w="5129" w:type="dxa"/>
           </w:tcPr>
           <w:p>
             <w:r>
@@ -260,7 +507,7 @@
         </w:tc>
         <w:tc>
           <w:tcPr>
-            <w:tcW w:w="4619" w:type="dxa"/>
+            <w:tcW w:w="5129" w:type="dxa"/>
           </w:tcPr>
           <w:p>
             <w:r>
@@ -271,11 +518,11 @@
       </w:tr>
       <w:tr>
         <w:trPr>
-          <w:trHeight w:val="652"/>
+          <w:trHeight w:val="586"/>
         </w:trPr>
         <w:tc>
           <w:tcPr>
-            <w:tcW w:w="4619" w:type="dxa"/>
+            <w:tcW w:w="5129" w:type="dxa"/>
           </w:tcPr>
           <w:p>
             <w:r>
@@ -285,7 +532,7 @@
         </w:tc>
         <w:tc>
           <w:tcPr>
-            <w:tcW w:w="4619" w:type="dxa"/>
+            <w:tcW w:w="5129" w:type="dxa"/>
           </w:tcPr>
           <w:p>
             <w:r>
@@ -296,11 +543,11 @@
       </w:tr>
       <w:tr>
         <w:trPr>
-          <w:trHeight w:val="667"/>
+          <w:trHeight w:val="586"/>
         </w:trPr>
         <w:tc>
           <w:tcPr>
-            <w:tcW w:w="4619" w:type="dxa"/>
+            <w:tcW w:w="5129" w:type="dxa"/>
           </w:tcPr>
           <w:p>
             <w:r>
@@ -310,7 +557,7 @@
         </w:tc>
         <w:tc>
           <w:tcPr>
-            <w:tcW w:w="4619" w:type="dxa"/>
+            <w:tcW w:w="5129" w:type="dxa"/>
           </w:tcPr>
           <w:p>
             <w:r>
@@ -323,7 +570,7 @@
     <w:p/>
     <w:sectPr>
       <w:pgSz w:w="12240" w:h="15840"/>
-      <w:pgMar w:top="1440" w:right="1800" w:bottom="1440" w:left="1800" w:header="720" w:footer="720" w:gutter="0"/>
+      <w:pgMar w:top="792" w:right="1008" w:bottom="792" w:left="1008" w:header="720" w:footer="720" w:gutter="0"/>
       <w:cols w:space="720"/>
       <w:docGrid w:linePitch="360"/>
     </w:sectPr>
@@ -504,31 +751,31 @@
       </w:rPr>
     </w:lvl>
   </w:abstractNum>
-  <w:num w:numId="1" w16cid:durableId="489831908">
+  <w:num w:numId="1" w16cid:durableId="143549783">
     <w:abstractNumId w:val="8"/>
   </w:num>
-  <w:num w:numId="2" w16cid:durableId="2064713606">
+  <w:num w:numId="2" w16cid:durableId="2074353638">
     <w:abstractNumId w:val="6"/>
   </w:num>
-  <w:num w:numId="3" w16cid:durableId="164444346">
+  <w:num w:numId="3" w16cid:durableId="311064136">
     <w:abstractNumId w:val="5"/>
   </w:num>
-  <w:num w:numId="4" w16cid:durableId="956571885">
+  <w:num w:numId="4" w16cid:durableId="923882231">
     <w:abstractNumId w:val="4"/>
   </w:num>
-  <w:num w:numId="5" w16cid:durableId="228655949">
+  <w:num w:numId="5" w16cid:durableId="1766732555">
     <w:abstractNumId w:val="7"/>
   </w:num>
-  <w:num w:numId="6" w16cid:durableId="932781639">
+  <w:num w:numId="6" w16cid:durableId="174728579">
     <w:abstractNumId w:val="3"/>
   </w:num>
-  <w:num w:numId="7" w16cid:durableId="936447847">
+  <w:num w:numId="7" w16cid:durableId="802430435">
     <w:abstractNumId w:val="2"/>
   </w:num>
-  <w:num w:numId="8" w16cid:durableId="1124731189">
+  <w:num w:numId="8" w16cid:durableId="884097230">
     <w:abstractNumId w:val="1"/>
   </w:num>
-  <w:num w:numId="9" w16cid:durableId="598027763">
+  <w:num w:numId="9" w16cid:durableId="335883693">
     <w:abstractNumId w:val="0"/>
   </w:num>
 </w:numbering>

--- a/Project_Report_Drowsiness_Detection_System.docx
+++ b/Project_Report_Drowsiness_Detection_System.docx
@@ -324,6 +324,7 @@
     <w:p/>
     <w:p/>
     <w:p/>
+    <w:p/>
     <w:p>
       <w:pPr>
         <w:pStyle w:val="Heading1"/>
@@ -335,6 +336,9 @@
     <w:p/>
     <w:p>
       <w:r>
+        <w:rPr>
+          <w:noProof/>
+        </w:rPr>
         <w:drawing>
           <wp:inline distT="0" distB="0" distL="0" distR="0" wp14:anchorId="05493C96" wp14:editId="65A5F8FE">
             <wp:extent cx="4896533" cy="7468642"/>
